--- a/诉讼文书模板/15-律师函模板.docx
+++ b/诉讼文书模板/15-律师函模板.docx
@@ -53,7 +53,25 @@
           <w:sz w:val="21"/>
           <w:szCs w:val="21"/>
         </w:rPr>
-        <w:t>（2026）法东民字第</w:t>
+        <w:t>（2026）</w:t>
+      </w:r>
+      <w:proofErr w:type="gramStart"/>
+      <w:r>
+        <w:rPr>
+          <w:rFonts w:hint="eastAsia"/>
+          <w:sz w:val="21"/>
+          <w:szCs w:val="21"/>
+        </w:rPr>
+        <w:t>法东民</w:t>
+      </w:r>
+      <w:proofErr w:type="gramEnd"/>
+      <w:r>
+        <w:rPr>
+          <w:rFonts w:hint="eastAsia"/>
+          <w:sz w:val="21"/>
+          <w:szCs w:val="21"/>
+        </w:rPr>
+        <w:t>字第</w:t>
       </w:r>
       <w:r>
         <w:rPr>
@@ -207,7 +225,21 @@
         <w:rPr>
           <w:rFonts w:hint="eastAsia"/>
         </w:rPr>
-        <w:t>请你方见函后三日内按裁决书内容结清借款本金</w:t>
+        <w:t>请你</w:t>
+      </w:r>
+      <w:proofErr w:type="gramStart"/>
+      <w:r>
+        <w:rPr>
+          <w:rFonts w:hint="eastAsia"/>
+        </w:rPr>
+        <w:t>方见函后</w:t>
+      </w:r>
+      <w:proofErr w:type="gramEnd"/>
+      <w:r>
+        <w:rPr>
+          <w:rFonts w:hint="eastAsia"/>
+        </w:rPr>
+        <w:t>三日内按裁决书内容结清借款本金</w:t>
       </w:r>
       <w:r>
         <w:t>{</w:t>
@@ -322,59 +354,97 @@
     </w:p>
     <w:p>
       <w:pPr>
-        <w:ind w:firstLine="480"/>
+        <w:ind w:firstLine="420"/>
+        <w:rPr>
+          <w:sz w:val="21"/>
+          <w:szCs w:val="21"/>
+        </w:rPr>
       </w:pPr>
-      <w:r>
-        <w:rPr>
-          <w:rFonts w:hint="eastAsia"/>
-        </w:rPr>
-        <w:t>联系方式：江苏法德东恒律师事务所</w:t>
-      </w:r>
     </w:p>
     <w:p>
       <w:pPr>
-        <w:ind w:firstLine="480"/>
+        <w:ind w:firstLineChars="0" w:firstLine="0"/>
+        <w:rPr>
+          <w:sz w:val="21"/>
+          <w:szCs w:val="21"/>
+        </w:rPr>
       </w:pPr>
       <w:r>
         <w:rPr>
           <w:rFonts w:hint="eastAsia"/>
-        </w:rPr>
-        <w:t>南京市红山南路</w:t>
-      </w:r>
-      <w:r>
-        <w:rPr>
-          <w:rFonts w:hint="eastAsia"/>
-        </w:rPr>
-        <w:t>2</w:t>
-      </w:r>
-      <w:r>
-        <w:rPr>
-          <w:rFonts w:hint="eastAsia"/>
-        </w:rPr>
-        <w:t>号法德东恒大厦</w:t>
+          <w:sz w:val="21"/>
+          <w:szCs w:val="21"/>
+        </w:rPr>
+        <w:t>联系方式：江苏法德东恒律师事务所</w:t>
       </w:r>
     </w:p>
     <w:p>
       <w:pPr>
-        <w:ind w:firstLine="480"/>
+        <w:ind w:firstLineChars="0" w:firstLine="0"/>
+        <w:rPr>
+          <w:sz w:val="21"/>
+          <w:szCs w:val="21"/>
+        </w:rPr>
       </w:pPr>
       <w:r>
         <w:rPr>
           <w:rFonts w:hint="eastAsia"/>
-        </w:rPr>
-        <w:t>赵文</w:t>
-      </w:r>
-      <w:r>
-        <w:rPr>
-          <w:rFonts w:hint="eastAsia"/>
-        </w:rPr>
-        <w:t xml:space="preserve"> 13913965880</w:t>
-      </w:r>
+          <w:sz w:val="21"/>
+          <w:szCs w:val="21"/>
+        </w:rPr>
+        <w:t>南京市红山南路</w:t>
+      </w:r>
+      <w:r>
+        <w:rPr>
+          <w:rFonts w:hint="eastAsia"/>
+          <w:sz w:val="21"/>
+          <w:szCs w:val="21"/>
+        </w:rPr>
+        <w:t>2</w:t>
+      </w:r>
+      <w:r>
+        <w:rPr>
+          <w:rFonts w:hint="eastAsia"/>
+          <w:sz w:val="21"/>
+          <w:szCs w:val="21"/>
+        </w:rPr>
+        <w:t>号</w:t>
+      </w:r>
+      <w:proofErr w:type="gramStart"/>
+      <w:r>
+        <w:rPr>
+          <w:rFonts w:hint="eastAsia"/>
+          <w:sz w:val="21"/>
+          <w:szCs w:val="21"/>
+        </w:rPr>
+        <w:t>法德东恒大厦</w:t>
+      </w:r>
+      <w:proofErr w:type="gramEnd"/>
     </w:p>
     <w:p>
       <w:pPr>
-        <w:ind w:firstLine="480"/>
+        <w:ind w:firstLineChars="0" w:firstLine="0"/>
+        <w:rPr>
+          <w:sz w:val="21"/>
+          <w:szCs w:val="21"/>
+        </w:rPr>
       </w:pPr>
+      <w:r>
+        <w:rPr>
+          <w:rFonts w:hint="eastAsia"/>
+          <w:sz w:val="21"/>
+          <w:szCs w:val="21"/>
+        </w:rPr>
+        <w:t>赵文</w:t>
+      </w:r>
+      <w:r>
+        <w:rPr>
+          <w:rFonts w:hint="eastAsia"/>
+          <w:sz w:val="21"/>
+          <w:szCs w:val="21"/>
+        </w:rPr>
+        <w:t xml:space="preserve"> 13913965880</w:t>
+      </w:r>
     </w:p>
     <w:sectPr>
       <w:pgSz w:w="11906" w:h="16838"/>
